--- a/Docs/plano_de_teste.docx
+++ b/Docs/plano_de_teste.docx
@@ -1,6 +1,6 @@
 
 <file path=word/document.xml><?xml version="1.0" encoding="utf-8"?>
-<w:document xmlns:wpc="http://schemas.microsoft.com/office/word/2010/wordprocessingCanvas" xmlns:cx="http://schemas.microsoft.com/office/drawing/2014/chartex" xmlns:cx1="http://schemas.microsoft.com/office/drawing/2015/9/8/chartex" xmlns:cx2="http://schemas.microsoft.com/office/drawing/2015/10/21/chartex" xmlns:cx3="http://schemas.microsoft.com/office/drawing/2016/5/9/chartex" xmlns:cx4="http://schemas.microsoft.com/office/drawing/2016/5/10/chartex" xmlns:cx5="http://schemas.microsoft.com/office/drawing/2016/5/11/chartex" xmlns:cx6="http://schemas.microsoft.com/office/drawing/2016/5/12/chartex" xmlns:cx7="http://schemas.microsoft.com/office/drawing/2016/5/13/chartex" xmlns:cx8="http://schemas.microsoft.com/office/drawing/2016/5/14/chartex" xmlns:mc="http://schemas.openxmlformats.org/markup-compatibility/2006" xmlns:aink="http://schemas.microsoft.com/office/drawing/2016/ink" xmlns:am3d="http://schemas.microsoft.com/office/drawing/2017/model3d" xmlns:o="urn:schemas-microsoft-com:office:office" xmlns:oel="http://schemas.microsoft.com/office/2019/extlst" xmlns:r="http://schemas.openxmlformats.org/officeDocument/2006/relationships" xmlns:m="http://schemas.openxmlformats.org/officeDocument/2006/math" xmlns:v="urn:schemas-microsoft-com:vml" xmlns:wp14="http://schemas.microsoft.com/office/word/2010/wordprocessingDrawing" xmlns:wp="http://schemas.openxmlformats.org/drawingml/2006/wordprocessingDrawing" xmlns:w10="urn:schemas-microsoft-com:office:word" xmlns:w="http://schemas.openxmlformats.org/wordprocessingml/2006/main" xmlns:w14="http://schemas.microsoft.com/office/word/2010/wordml" xmlns:w15="http://schemas.microsoft.com/office/word/2012/wordml" xmlns:w16cex="http://schemas.microsoft.com/office/word/2018/wordml/cex" xmlns:w16cid="http://schemas.microsoft.com/office/word/2016/wordml/cid" xmlns:w16="http://schemas.microsoft.com/office/word/2018/wordml" xmlns:w16du="http://schemas.microsoft.com/office/word/2023/wordml/word16du" xmlns:w16sdtdh="http://schemas.microsoft.com/office/word/2020/wordml/sdtdatahash" xmlns:w16sdtfl="http://schemas.microsoft.com/office/word/2024/wordml/sdtformatlock" xmlns:w16se="http://schemas.microsoft.com/office/word/2015/wordml/symex" xmlns:wpg="http://schemas.microsoft.com/office/word/2010/wordprocessingGroup" xmlns:wpi="http://schemas.microsoft.com/office/word/2010/wordprocessingInk" xmlns:wne="http://schemas.microsoft.com/office/word/2006/wordml" xmlns:wps="http://schemas.microsoft.com/office/word/2010/wordprocessingShape" mc:Ignorable="w14 w15 w16se w16cid w16 w16cex w16sdtdh w16sdtfl w16du wp14">
+<w:document xmlns:wpc="http://schemas.microsoft.com/office/word/2010/wordprocessingCanvas" xmlns:cx="http://schemas.microsoft.com/office/drawing/2014/chartex" xmlns:cx1="http://schemas.microsoft.com/office/drawing/2015/9/8/chartex" xmlns:mc="http://schemas.openxmlformats.org/markup-compatibility/2006" xmlns:o="urn:schemas-microsoft-com:office:office" xmlns:r="http://schemas.openxmlformats.org/officeDocument/2006/relationships" xmlns:m="http://schemas.openxmlformats.org/officeDocument/2006/math" xmlns:v="urn:schemas-microsoft-com:vml" xmlns:wp14="http://schemas.microsoft.com/office/word/2010/wordprocessingDrawing" xmlns:wp="http://schemas.openxmlformats.org/drawingml/2006/wordprocessingDrawing" xmlns:w10="urn:schemas-microsoft-com:office:word" xmlns:w="http://schemas.openxmlformats.org/wordprocessingml/2006/main" xmlns:w14="http://schemas.microsoft.com/office/word/2010/wordml" xmlns:w15="http://schemas.microsoft.com/office/word/2012/wordml" xmlns:w16se="http://schemas.microsoft.com/office/word/2015/wordml/symex" xmlns:wpg="http://schemas.microsoft.com/office/word/2010/wordprocessingGroup" xmlns:wpi="http://schemas.microsoft.com/office/word/2010/wordprocessingInk" xmlns:wne="http://schemas.microsoft.com/office/word/2006/wordml" xmlns:wps="http://schemas.microsoft.com/office/word/2010/wordprocessingShape" mc:Ignorable="w14 w15 w16se wp14">
   <w:body>
     <w:p>
       <w:pPr>
@@ -45,6 +45,7 @@
         <w:spacing w:after="240"/>
         <w:jc w:val="center"/>
       </w:pPr>
+      <w:proofErr w:type="spellStart"/>
       <w:proofErr w:type="gramStart"/>
       <w:r>
         <w:rPr>
@@ -54,7 +55,18 @@
           <w:sz w:val="24"/>
           <w:szCs w:val="24"/>
         </w:rPr>
-        <w:t>Selenium  ·</w:t>
+        <w:t>Selenium</w:t>
+      </w:r>
+      <w:proofErr w:type="spellEnd"/>
+      <w:r>
+        <w:rPr>
+          <w:i/>
+          <w:iCs/>
+          <w:color w:val="666666"/>
+          <w:sz w:val="24"/>
+          <w:szCs w:val="24"/>
+        </w:rPr>
+        <w:t xml:space="preserve">  ·</w:t>
       </w:r>
       <w:proofErr w:type="gramEnd"/>
       <w:r>
@@ -67,7 +79,7 @@
         </w:rPr>
         <w:t xml:space="preserve">  </w:t>
       </w:r>
-      <w:proofErr w:type="gramStart"/>
+      <w:proofErr w:type="spellStart"/>
       <w:r>
         <w:rPr>
           <w:i/>
@@ -76,9 +88,9 @@
           <w:sz w:val="24"/>
           <w:szCs w:val="24"/>
         </w:rPr>
-        <w:t>JMeter  ·</w:t>
-      </w:r>
-      <w:proofErr w:type="gramEnd"/>
+        <w:t>JMeter</w:t>
+      </w:r>
+      <w:proofErr w:type="spellEnd"/>
       <w:r>
         <w:rPr>
           <w:i/>
@@ -87,8 +99,20 @@
           <w:sz w:val="24"/>
           <w:szCs w:val="24"/>
         </w:rPr>
-        <w:t xml:space="preserve">  JUnit</w:t>
-      </w:r>
+        <w:t xml:space="preserve">  ·  </w:t>
+      </w:r>
+      <w:proofErr w:type="spellStart"/>
+      <w:r>
+        <w:rPr>
+          <w:i/>
+          <w:iCs/>
+          <w:color w:val="666666"/>
+          <w:sz w:val="24"/>
+          <w:szCs w:val="24"/>
+        </w:rPr>
+        <w:t>JUnit</w:t>
+      </w:r>
+      <w:proofErr w:type="spellEnd"/>
     </w:p>
     <w:p>
       <w:pPr>
@@ -317,7 +341,7 @@
               <w:t>1.0</w:t>
             </w:r>
             <w:r>
-              <w:t>2</w:t>
+              <w:t>3</w:t>
             </w:r>
           </w:p>
         </w:tc>
@@ -370,7 +394,10 @@
           </w:tcPr>
           <w:p>
             <w:r>
-              <w:t>08/06/2026</w:t>
+              <w:t>12</w:t>
+            </w:r>
+            <w:r>
+              <w:t>/06/2026</w:t>
             </w:r>
           </w:p>
         </w:tc>
@@ -476,31 +503,31 @@
           </w:tcPr>
           <w:p>
             <w:r>
-              <w:t>[X</w:t>
-            </w:r>
-            <w:proofErr w:type="gramStart"/>
-            <w:r>
-              <w:t>] Funcional</w:t>
-            </w:r>
-            <w:proofErr w:type="gramEnd"/>
-            <w:r>
-              <w:t xml:space="preserve"> (</w:t>
-            </w:r>
-            <w:proofErr w:type="gramStart"/>
-            <w:r>
-              <w:t>Selenium)   [ ]</w:t>
-            </w:r>
-            <w:proofErr w:type="gramEnd"/>
-            <w:r>
-              <w:t xml:space="preserve"> Carga (</w:t>
-            </w:r>
-            <w:proofErr w:type="gramStart"/>
-            <w:r>
-              <w:t>JMeter)   [ ]</w:t>
-            </w:r>
-            <w:proofErr w:type="gramEnd"/>
-            <w:r>
-              <w:t xml:space="preserve"> Unitário (JUnit)</w:t>
+              <w:t>[X] Funcional (</w:t>
+            </w:r>
+            <w:proofErr w:type="spellStart"/>
+            <w:r>
+              <w:t>Selenium</w:t>
+            </w:r>
+            <w:proofErr w:type="spellEnd"/>
+            <w:r>
+              <w:t>)   [ ] Carga (</w:t>
+            </w:r>
+            <w:proofErr w:type="spellStart"/>
+            <w:r>
+              <w:t>JMeter</w:t>
+            </w:r>
+            <w:proofErr w:type="spellEnd"/>
+            <w:r>
+              <w:t>)   [ ] Unitário (</w:t>
+            </w:r>
+            <w:proofErr w:type="spellStart"/>
+            <w:r>
+              <w:t>JUnit</w:t>
+            </w:r>
+            <w:proofErr w:type="spellEnd"/>
+            <w:r>
+              <w:t>)</w:t>
             </w:r>
           </w:p>
         </w:tc>
@@ -857,7 +884,23 @@
         <w:t>X</w:t>
       </w:r>
       <w:r>
-        <w:t>] Teste Funcional (Selenium WebDriver) — Validação de fluxos de interface e comportamento da aplicação.</w:t>
+        <w:t>] Teste Funcional (</w:t>
+      </w:r>
+      <w:proofErr w:type="spellStart"/>
+      <w:r>
+        <w:t>Selenium</w:t>
+      </w:r>
+      <w:proofErr w:type="spellEnd"/>
+      <w:r>
+        <w:t xml:space="preserve"> </w:t>
+      </w:r>
+      <w:proofErr w:type="spellStart"/>
+      <w:r>
+        <w:t>WebDriver</w:t>
+      </w:r>
+      <w:proofErr w:type="spellEnd"/>
+      <w:r>
+        <w:t>) — Validação de fluxos de interface e comportamento da aplicação.</w:t>
       </w:r>
     </w:p>
     <w:p>
@@ -869,13 +912,16 @@
         </w:numPr>
         <w:spacing w:before="40" w:after="40"/>
       </w:pPr>
-      <w:proofErr w:type="gramStart"/>
-      <w:r>
-        <w:t>[ ]</w:t>
-      </w:r>
-      <w:proofErr w:type="gramEnd"/>
-      <w:r>
-        <w:t xml:space="preserve"> Teste de Carga (Apache JMeter) — Avaliação de desempenho e comportamento sob carga.</w:t>
+      <w:r>
+        <w:t xml:space="preserve">[ ] Teste de Carga (Apache </w:t>
+      </w:r>
+      <w:proofErr w:type="spellStart"/>
+      <w:r>
+        <w:t>JMeter</w:t>
+      </w:r>
+      <w:proofErr w:type="spellEnd"/>
+      <w:r>
+        <w:t>) — Avaliação de desempenho e comportamento sob carga.</w:t>
       </w:r>
     </w:p>
     <w:p>
@@ -887,13 +933,16 @@
         </w:numPr>
         <w:spacing w:before="40" w:after="40"/>
       </w:pPr>
-      <w:proofErr w:type="gramStart"/>
-      <w:r>
-        <w:t>[ ]</w:t>
-      </w:r>
-      <w:proofErr w:type="gramEnd"/>
-      <w:r>
-        <w:t xml:space="preserve"> Teste Unitário (JUnit) — Verificação isolada de unidades de código (classes e métodos).</w:t>
+      <w:r>
+        <w:t>[ ] Teste Unitário (</w:t>
+      </w:r>
+      <w:proofErr w:type="spellStart"/>
+      <w:r>
+        <w:t>JUnit</w:t>
+      </w:r>
+      <w:proofErr w:type="spellEnd"/>
+      <w:r>
+        <w:t>) — Verificação isolada de unidades de código (classes e métodos).</w:t>
       </w:r>
     </w:p>
     <w:p>
@@ -961,8 +1010,13 @@
         <w:spacing w:before="40" w:after="40"/>
       </w:pPr>
       <w:r>
-        <w:t>Linguagem: JavaScript</w:t>
-      </w:r>
+        <w:t xml:space="preserve">Linguagem: </w:t>
+      </w:r>
+      <w:proofErr w:type="spellStart"/>
+      <w:r>
+        <w:t>JavaScript</w:t>
+      </w:r>
+      <w:proofErr w:type="spellEnd"/>
     </w:p>
     <w:p>
       <w:pPr>
@@ -977,8 +1031,13 @@
         <w:t>Ferramenta principal:</w:t>
       </w:r>
       <w:r>
-        <w:t xml:space="preserve"> Selenium</w:t>
-      </w:r>
+        <w:t xml:space="preserve"> </w:t>
+      </w:r>
+      <w:proofErr w:type="spellStart"/>
+      <w:r>
+        <w:t>Selenium</w:t>
+      </w:r>
+      <w:proofErr w:type="spellEnd"/>
     </w:p>
     <w:p>
       <w:pPr>
@@ -1009,12 +1068,14 @@
         <w:t xml:space="preserve">Controle de versão: </w:t>
       </w:r>
       <w:hyperlink r:id="rId7" w:history="1">
+        <w:proofErr w:type="spellStart"/>
         <w:r>
           <w:rPr>
             <w:rStyle w:val="Hyperlink"/>
           </w:rPr>
           <w:t>Github</w:t>
         </w:r>
+        <w:proofErr w:type="spellEnd"/>
       </w:hyperlink>
     </w:p>
     <w:p>
@@ -1245,11 +1306,7 @@
               <w:right w:w="120" w:type="dxa"/>
             </w:tcMar>
           </w:tcPr>
-          <w:p>
-            <w:r>
-              <w:t>Sem programas rodando em segundo plano</w:t>
-            </w:r>
-          </w:p>
+          <w:p/>
         </w:tc>
       </w:tr>
       <w:tr>
@@ -1298,9 +1355,11 @@
             </w:tcMar>
           </w:tcPr>
           <w:p>
+            <w:proofErr w:type="spellStart"/>
             <w:r>
               <w:t>JavaScript</w:t>
             </w:r>
+            <w:proofErr w:type="spellEnd"/>
           </w:p>
         </w:tc>
         <w:tc>
@@ -1369,9 +1428,11 @@
             </w:tcMar>
           </w:tcPr>
           <w:p>
+            <w:proofErr w:type="spellStart"/>
             <w:r>
               <w:t>Selenium</w:t>
             </w:r>
+            <w:proofErr w:type="spellEnd"/>
           </w:p>
         </w:tc>
         <w:tc>
@@ -1496,7 +1557,23 @@
                 <w:b/>
                 <w:bCs/>
               </w:rPr>
-              <w:t>Navegador (se Selenium)</w:t>
+              <w:t xml:space="preserve">Navegador (se </w:t>
+            </w:r>
+            <w:proofErr w:type="spellStart"/>
+            <w:r>
+              <w:rPr>
+                <w:b/>
+                <w:bCs/>
+              </w:rPr>
+              <w:t>Selenium</w:t>
+            </w:r>
+            <w:proofErr w:type="spellEnd"/>
+            <w:r>
+              <w:rPr>
+                <w:b/>
+                <w:bCs/>
+              </w:rPr>
+              <w:t>)</w:t>
             </w:r>
           </w:p>
         </w:tc>
@@ -1958,8 +2035,11 @@
             </w:tcMar>
           </w:tcPr>
           <w:p>
-            <w:r>
-              <w:t>[Ex.: Bloqueio crítico impedindo execução]</w:t>
+            <w:pPr>
+              <w:jc w:val="center"/>
+            </w:pPr>
+            <w:r>
+              <w:t>[—]</w:t>
             </w:r>
           </w:p>
         </w:tc>
@@ -2033,8 +2113,11 @@
             </w:tcMar>
           </w:tcPr>
           <w:p>
-            <w:r>
-              <w:t>[Ex.: Correção do defeito bloqueante]</w:t>
+            <w:pPr>
+              <w:jc w:val="center"/>
+            </w:pPr>
+            <w:r>
+              <w:t>[—]</w:t>
             </w:r>
           </w:p>
         </w:tc>
@@ -2061,6 +2144,8 @@
             </w:r>
           </w:p>
         </w:tc>
+        <w:bookmarkStart w:id="0" w:name="_GoBack"/>
+        <w:bookmarkEnd w:id="0"/>
       </w:tr>
       <w:tr>
         <w:tc>
@@ -2185,7 +2270,7 @@
       <w:tr>
         <w:tc>
           <w:tcPr>
-            <w:tcW w:w="3120" w:type="dxa"/>
+            <w:tcW w:w="3118" w:type="dxa"/>
             <w:tcBorders>
               <w:top w:val="single" w:sz="1" w:space="0" w:color="AAAAAA"/>
               <w:left w:val="single" w:sz="1" w:space="0" w:color="AAAAAA"/>
@@ -2211,14 +2296,13 @@
                 <w:bCs/>
                 <w:color w:val="1F3864"/>
               </w:rPr>
-              <w:lastRenderedPageBreak/>
               <w:t>Risco</w:t>
             </w:r>
           </w:p>
         </w:tc>
         <w:tc>
           <w:tcPr>
-            <w:tcW w:w="1560" w:type="dxa"/>
+            <w:tcW w:w="1563" w:type="dxa"/>
             <w:tcBorders>
               <w:top w:val="single" w:sz="1" w:space="0" w:color="AAAAAA"/>
               <w:left w:val="single" w:sz="1" w:space="0" w:color="AAAAAA"/>
@@ -2282,7 +2366,7 @@
         </w:tc>
         <w:tc>
           <w:tcPr>
-            <w:tcW w:w="3120" w:type="dxa"/>
+            <w:tcW w:w="3119" w:type="dxa"/>
             <w:tcBorders>
               <w:top w:val="single" w:sz="1" w:space="0" w:color="AAAAAA"/>
               <w:left w:val="single" w:sz="1" w:space="0" w:color="AAAAAA"/>
@@ -2316,7 +2400,7 @@
       <w:tr>
         <w:tc>
           <w:tcPr>
-            <w:tcW w:w="3120" w:type="dxa"/>
+            <w:tcW w:w="3118" w:type="dxa"/>
             <w:tcBorders>
               <w:top w:val="single" w:sz="1" w:space="0" w:color="AAAAAA"/>
               <w:left w:val="single" w:sz="1" w:space="0" w:color="AAAAAA"/>
@@ -2333,7 +2417,31 @@
           </w:tcPr>
           <w:p>
             <w:r>
-              <w:t>[Ex.: Instabilidade do ambiente]</w:t>
+              <w:lastRenderedPageBreak/>
+              <w:t>Instabilidade no teste</w:t>
+            </w:r>
+          </w:p>
+        </w:tc>
+        <w:tc>
+          <w:tcPr>
+            <w:tcW w:w="1563" w:type="dxa"/>
+            <w:tcBorders>
+              <w:top w:val="single" w:sz="1" w:space="0" w:color="AAAAAA"/>
+              <w:left w:val="single" w:sz="1" w:space="0" w:color="AAAAAA"/>
+              <w:bottom w:val="single" w:sz="1" w:space="0" w:color="AAAAAA"/>
+              <w:right w:val="single" w:sz="1" w:space="0" w:color="AAAAAA"/>
+            </w:tcBorders>
+            <w:shd w:val="clear" w:color="auto" w:fill="FFFFFF"/>
+            <w:tcMar>
+              <w:top w:w="80" w:type="dxa"/>
+              <w:left w:w="120" w:type="dxa"/>
+              <w:bottom w:w="80" w:type="dxa"/>
+              <w:right w:w="120" w:type="dxa"/>
+            </w:tcMar>
+          </w:tcPr>
+          <w:p>
+            <w:r>
+              <w:t>Alta</w:t>
             </w:r>
           </w:p>
         </w:tc>
@@ -2356,13 +2464,13 @@
           </w:tcPr>
           <w:p>
             <w:r>
-              <w:t>Alta</w:t>
-            </w:r>
-          </w:p>
-        </w:tc>
-        <w:tc>
-          <w:tcPr>
-            <w:tcW w:w="1560" w:type="dxa"/>
+              <w:t>Médio</w:t>
+            </w:r>
+          </w:p>
+        </w:tc>
+        <w:tc>
+          <w:tcPr>
+            <w:tcW w:w="3119" w:type="dxa"/>
             <w:tcBorders>
               <w:top w:val="single" w:sz="1" w:space="0" w:color="AAAAAA"/>
               <w:left w:val="single" w:sz="1" w:space="0" w:color="AAAAAA"/>
@@ -2379,218 +2487,7 @@
           </w:tcPr>
           <w:p>
             <w:r>
-              <w:t>Alto</w:t>
-            </w:r>
-          </w:p>
-        </w:tc>
-        <w:tc>
-          <w:tcPr>
-            <w:tcW w:w="3120" w:type="dxa"/>
-            <w:tcBorders>
-              <w:top w:val="single" w:sz="1" w:space="0" w:color="AAAAAA"/>
-              <w:left w:val="single" w:sz="1" w:space="0" w:color="AAAAAA"/>
-              <w:bottom w:val="single" w:sz="1" w:space="0" w:color="AAAAAA"/>
-              <w:right w:val="single" w:sz="1" w:space="0" w:color="AAAAAA"/>
-            </w:tcBorders>
-            <w:shd w:val="clear" w:color="auto" w:fill="FFFFFF"/>
-            <w:tcMar>
-              <w:top w:w="80" w:type="dxa"/>
-              <w:left w:w="120" w:type="dxa"/>
-              <w:bottom w:w="80" w:type="dxa"/>
-              <w:right w:w="120" w:type="dxa"/>
-            </w:tcMar>
-          </w:tcPr>
-          <w:p>
-            <w:r>
-              <w:t>[Manter ambiente de backup]</w:t>
-            </w:r>
-          </w:p>
-        </w:tc>
-      </w:tr>
-      <w:tr>
-        <w:tc>
-          <w:tcPr>
-            <w:tcW w:w="3120" w:type="dxa"/>
-            <w:tcBorders>
-              <w:top w:val="single" w:sz="1" w:space="0" w:color="AAAAAA"/>
-              <w:left w:val="single" w:sz="1" w:space="0" w:color="AAAAAA"/>
-              <w:bottom w:val="single" w:sz="1" w:space="0" w:color="AAAAAA"/>
-              <w:right w:val="single" w:sz="1" w:space="0" w:color="AAAAAA"/>
-            </w:tcBorders>
-            <w:shd w:val="clear" w:color="auto" w:fill="F2F2F2"/>
-            <w:tcMar>
-              <w:top w:w="80" w:type="dxa"/>
-              <w:left w:w="120" w:type="dxa"/>
-              <w:bottom w:w="80" w:type="dxa"/>
-              <w:right w:w="120" w:type="dxa"/>
-            </w:tcMar>
-          </w:tcPr>
-          <w:p>
-            <w:r>
-              <w:t>[Ex.: Dados de teste insuficientes]</w:t>
-            </w:r>
-          </w:p>
-        </w:tc>
-        <w:tc>
-          <w:tcPr>
-            <w:tcW w:w="1560" w:type="dxa"/>
-            <w:tcBorders>
-              <w:top w:val="single" w:sz="1" w:space="0" w:color="AAAAAA"/>
-              <w:left w:val="single" w:sz="1" w:space="0" w:color="AAAAAA"/>
-              <w:bottom w:val="single" w:sz="1" w:space="0" w:color="AAAAAA"/>
-              <w:right w:val="single" w:sz="1" w:space="0" w:color="AAAAAA"/>
-            </w:tcBorders>
-            <w:shd w:val="clear" w:color="auto" w:fill="F2F2F2"/>
-            <w:tcMar>
-              <w:top w:w="80" w:type="dxa"/>
-              <w:left w:w="120" w:type="dxa"/>
-              <w:bottom w:w="80" w:type="dxa"/>
-              <w:right w:w="120" w:type="dxa"/>
-            </w:tcMar>
-          </w:tcPr>
-          <w:p>
-            <w:r>
-              <w:t>Média</w:t>
-            </w:r>
-          </w:p>
-        </w:tc>
-        <w:tc>
-          <w:tcPr>
-            <w:tcW w:w="1560" w:type="dxa"/>
-            <w:tcBorders>
-              <w:top w:val="single" w:sz="1" w:space="0" w:color="AAAAAA"/>
-              <w:left w:val="single" w:sz="1" w:space="0" w:color="AAAAAA"/>
-              <w:bottom w:val="single" w:sz="1" w:space="0" w:color="AAAAAA"/>
-              <w:right w:val="single" w:sz="1" w:space="0" w:color="AAAAAA"/>
-            </w:tcBorders>
-            <w:shd w:val="clear" w:color="auto" w:fill="F2F2F2"/>
-            <w:tcMar>
-              <w:top w:w="80" w:type="dxa"/>
-              <w:left w:w="120" w:type="dxa"/>
-              <w:bottom w:w="80" w:type="dxa"/>
-              <w:right w:w="120" w:type="dxa"/>
-            </w:tcMar>
-          </w:tcPr>
-          <w:p>
-            <w:r>
-              <w:t>Médio</w:t>
-            </w:r>
-          </w:p>
-        </w:tc>
-        <w:tc>
-          <w:tcPr>
-            <w:tcW w:w="3120" w:type="dxa"/>
-            <w:tcBorders>
-              <w:top w:val="single" w:sz="1" w:space="0" w:color="AAAAAA"/>
-              <w:left w:val="single" w:sz="1" w:space="0" w:color="AAAAAA"/>
-              <w:bottom w:val="single" w:sz="1" w:space="0" w:color="AAAAAA"/>
-              <w:right w:val="single" w:sz="1" w:space="0" w:color="AAAAAA"/>
-            </w:tcBorders>
-            <w:shd w:val="clear" w:color="auto" w:fill="F2F2F2"/>
-            <w:tcMar>
-              <w:top w:w="80" w:type="dxa"/>
-              <w:left w:w="120" w:type="dxa"/>
-              <w:bottom w:w="80" w:type="dxa"/>
-              <w:right w:w="120" w:type="dxa"/>
-            </w:tcMar>
-          </w:tcPr>
-          <w:p>
-            <w:r>
-              <w:t>[Criar massa de dados automatizada]</w:t>
-            </w:r>
-          </w:p>
-        </w:tc>
-      </w:tr>
-      <w:tr>
-        <w:tc>
-          <w:tcPr>
-            <w:tcW w:w="3120" w:type="dxa"/>
-            <w:tcBorders>
-              <w:top w:val="single" w:sz="1" w:space="0" w:color="AAAAAA"/>
-              <w:left w:val="single" w:sz="1" w:space="0" w:color="AAAAAA"/>
-              <w:bottom w:val="single" w:sz="1" w:space="0" w:color="AAAAAA"/>
-              <w:right w:val="single" w:sz="1" w:space="0" w:color="AAAAAA"/>
-            </w:tcBorders>
-            <w:shd w:val="clear" w:color="auto" w:fill="FFFFFF"/>
-            <w:tcMar>
-              <w:top w:w="80" w:type="dxa"/>
-              <w:left w:w="120" w:type="dxa"/>
-              <w:bottom w:w="80" w:type="dxa"/>
-              <w:right w:w="120" w:type="dxa"/>
-            </w:tcMar>
-          </w:tcPr>
-          <w:p>
-            <w:r>
-              <w:t>[Ex.: Indisponibilidade da ferramenta]</w:t>
-            </w:r>
-          </w:p>
-        </w:tc>
-        <w:tc>
-          <w:tcPr>
-            <w:tcW w:w="1560" w:type="dxa"/>
-            <w:tcBorders>
-              <w:top w:val="single" w:sz="1" w:space="0" w:color="AAAAAA"/>
-              <w:left w:val="single" w:sz="1" w:space="0" w:color="AAAAAA"/>
-              <w:bottom w:val="single" w:sz="1" w:space="0" w:color="AAAAAA"/>
-              <w:right w:val="single" w:sz="1" w:space="0" w:color="AAAAAA"/>
-            </w:tcBorders>
-            <w:shd w:val="clear" w:color="auto" w:fill="FFFFFF"/>
-            <w:tcMar>
-              <w:top w:w="80" w:type="dxa"/>
-              <w:left w:w="120" w:type="dxa"/>
-              <w:bottom w:w="80" w:type="dxa"/>
-              <w:right w:w="120" w:type="dxa"/>
-            </w:tcMar>
-          </w:tcPr>
-          <w:p>
-            <w:r>
-              <w:t>Baixa</w:t>
-            </w:r>
-          </w:p>
-        </w:tc>
-        <w:tc>
-          <w:tcPr>
-            <w:tcW w:w="1560" w:type="dxa"/>
-            <w:tcBorders>
-              <w:top w:val="single" w:sz="1" w:space="0" w:color="AAAAAA"/>
-              <w:left w:val="single" w:sz="1" w:space="0" w:color="AAAAAA"/>
-              <w:bottom w:val="single" w:sz="1" w:space="0" w:color="AAAAAA"/>
-              <w:right w:val="single" w:sz="1" w:space="0" w:color="AAAAAA"/>
-            </w:tcBorders>
-            <w:shd w:val="clear" w:color="auto" w:fill="FFFFFF"/>
-            <w:tcMar>
-              <w:top w:w="80" w:type="dxa"/>
-              <w:left w:w="120" w:type="dxa"/>
-              <w:bottom w:w="80" w:type="dxa"/>
-              <w:right w:w="120" w:type="dxa"/>
-            </w:tcMar>
-          </w:tcPr>
-          <w:p>
-            <w:r>
-              <w:t>Alto</w:t>
-            </w:r>
-          </w:p>
-        </w:tc>
-        <w:tc>
-          <w:tcPr>
-            <w:tcW w:w="3120" w:type="dxa"/>
-            <w:tcBorders>
-              <w:top w:val="single" w:sz="1" w:space="0" w:color="AAAAAA"/>
-              <w:left w:val="single" w:sz="1" w:space="0" w:color="AAAAAA"/>
-              <w:bottom w:val="single" w:sz="1" w:space="0" w:color="AAAAAA"/>
-              <w:right w:val="single" w:sz="1" w:space="0" w:color="AAAAAA"/>
-            </w:tcBorders>
-            <w:shd w:val="clear" w:color="auto" w:fill="FFFFFF"/>
-            <w:tcMar>
-              <w:top w:w="80" w:type="dxa"/>
-              <w:left w:w="120" w:type="dxa"/>
-              <w:bottom w:w="80" w:type="dxa"/>
-              <w:right w:w="120" w:type="dxa"/>
-            </w:tcMar>
-          </w:tcPr>
-          <w:p>
-            <w:r>
-              <w:t>[Documentar versão portável]</w:t>
+              <w:t>Reduzir a quantidade de programas rodando em segundo plano</w:t>
             </w:r>
           </w:p>
         </w:tc>
@@ -3307,6 +3204,7 @@
             <w:pPr>
               <w:jc w:val="center"/>
             </w:pPr>
+            <w:proofErr w:type="spellStart"/>
             <w:r>
               <w:rPr>
                 <w:b/>
@@ -3315,6 +3213,7 @@
               </w:rPr>
               <w:t>Entregável</w:t>
             </w:r>
+            <w:proofErr w:type="spellEnd"/>
           </w:p>
         </w:tc>
         <w:tc>
@@ -3566,14 +3465,17 @@
             </w:tcMar>
           </w:tcPr>
           <w:p>
-            <w:proofErr w:type="gramStart"/>
-            <w:r>
-              <w:t>.s</w:t>
+            <w:r>
+              <w:t>.</w:t>
+            </w:r>
+            <w:proofErr w:type="spellStart"/>
+            <w:r>
+              <w:t>s</w:t>
             </w:r>
             <w:r>
               <w:t>ide</w:t>
             </w:r>
-            <w:proofErr w:type="gramEnd"/>
+            <w:proofErr w:type="spellEnd"/>
           </w:p>
         </w:tc>
         <w:tc>
@@ -3645,9 +3547,11 @@
             </w:tcMar>
           </w:tcPr>
           <w:p>
+            <w:proofErr w:type="spellStart"/>
             <w:r>
               <w:t>screenshots</w:t>
             </w:r>
+            <w:proofErr w:type="spellEnd"/>
           </w:p>
         </w:tc>
         <w:tc>
@@ -3669,7 +3573,7 @@
           </w:tcPr>
           <w:p>
             <w:r>
-              <w:t>[DD/MM/AAAA]</w:t>
+              <w:t>09/06/2026</w:t>
             </w:r>
           </w:p>
         </w:tc>
@@ -4066,7 +3970,7 @@
 </file>
 
 <file path=word/endnotes.xml><?xml version="1.0" encoding="utf-8"?>
-<w:endnotes xmlns:wpc="http://schemas.microsoft.com/office/word/2010/wordprocessingCanvas" xmlns:cx="http://schemas.microsoft.com/office/drawing/2014/chartex" xmlns:cx1="http://schemas.microsoft.com/office/drawing/2015/9/8/chartex" xmlns:cx2="http://schemas.microsoft.com/office/drawing/2015/10/21/chartex" xmlns:cx3="http://schemas.microsoft.com/office/drawing/2016/5/9/chartex" xmlns:cx4="http://schemas.microsoft.com/office/drawing/2016/5/10/chartex" xmlns:cx5="http://schemas.microsoft.com/office/drawing/2016/5/11/chartex" xmlns:cx6="http://schemas.microsoft.com/office/drawing/2016/5/12/chartex" xmlns:cx7="http://schemas.microsoft.com/office/drawing/2016/5/13/chartex" xmlns:cx8="http://schemas.microsoft.com/office/drawing/2016/5/14/chartex" xmlns:mc="http://schemas.openxmlformats.org/markup-compatibility/2006" xmlns:aink="http://schemas.microsoft.com/office/drawing/2016/ink" xmlns:am3d="http://schemas.microsoft.com/office/drawing/2017/model3d" xmlns:o="urn:schemas-microsoft-com:office:office" xmlns:oel="http://schemas.microsoft.com/office/2019/extlst" xmlns:r="http://schemas.openxmlformats.org/officeDocument/2006/relationships" xmlns:m="http://schemas.openxmlformats.org/officeDocument/2006/math" xmlns:v="urn:schemas-microsoft-com:vml" xmlns:wp14="http://schemas.microsoft.com/office/word/2010/wordprocessingDrawing" xmlns:wp="http://schemas.openxmlformats.org/drawingml/2006/wordprocessingDrawing" xmlns:w10="urn:schemas-microsoft-com:office:word" xmlns:w="http://schemas.openxmlformats.org/wordprocessingml/2006/main" xmlns:w14="http://schemas.microsoft.com/office/word/2010/wordml" xmlns:w15="http://schemas.microsoft.com/office/word/2012/wordml" xmlns:w16cex="http://schemas.microsoft.com/office/word/2018/wordml/cex" xmlns:w16cid="http://schemas.microsoft.com/office/word/2016/wordml/cid" xmlns:w16="http://schemas.microsoft.com/office/word/2018/wordml" xmlns:w16du="http://schemas.microsoft.com/office/word/2023/wordml/word16du" xmlns:w16sdtdh="http://schemas.microsoft.com/office/word/2020/wordml/sdtdatahash" xmlns:w16sdtfl="http://schemas.microsoft.com/office/word/2024/wordml/sdtformatlock" xmlns:w16se="http://schemas.microsoft.com/office/word/2015/wordml/symex" xmlns:wpg="http://schemas.microsoft.com/office/word/2010/wordprocessingGroup" xmlns:wpi="http://schemas.microsoft.com/office/word/2010/wordprocessingInk" xmlns:wne="http://schemas.microsoft.com/office/word/2006/wordml" xmlns:wps="http://schemas.microsoft.com/office/word/2010/wordprocessingShape" mc:Ignorable="w14 w15 w16se w16cid w16 w16cex w16sdtdh w16sdtfl w16du wp14">
+<w:endnotes xmlns:wpc="http://schemas.microsoft.com/office/word/2010/wordprocessingCanvas" xmlns:cx="http://schemas.microsoft.com/office/drawing/2014/chartex" xmlns:cx1="http://schemas.microsoft.com/office/drawing/2015/9/8/chartex" xmlns:mc="http://schemas.openxmlformats.org/markup-compatibility/2006" xmlns:o="urn:schemas-microsoft-com:office:office" xmlns:r="http://schemas.openxmlformats.org/officeDocument/2006/relationships" xmlns:m="http://schemas.openxmlformats.org/officeDocument/2006/math" xmlns:v="urn:schemas-microsoft-com:vml" xmlns:wp14="http://schemas.microsoft.com/office/word/2010/wordprocessingDrawing" xmlns:wp="http://schemas.openxmlformats.org/drawingml/2006/wordprocessingDrawing" xmlns:w10="urn:schemas-microsoft-com:office:word" xmlns:w="http://schemas.openxmlformats.org/wordprocessingml/2006/main" xmlns:w14="http://schemas.microsoft.com/office/word/2010/wordml" xmlns:w15="http://schemas.microsoft.com/office/word/2012/wordml" xmlns:w16se="http://schemas.microsoft.com/office/word/2015/wordml/symex" xmlns:wpg="http://schemas.microsoft.com/office/word/2010/wordprocessingGroup" xmlns:wpi="http://schemas.microsoft.com/office/word/2010/wordprocessingInk" xmlns:wne="http://schemas.microsoft.com/office/word/2006/wordml" xmlns:wps="http://schemas.microsoft.com/office/word/2010/wordprocessingShape" mc:Ignorable="w14 w15 w16se wp14">
   <w:endnote w:type="separator" w:id="-1">
     <w:p>
       <w:r>
@@ -4085,7 +3989,7 @@
 </file>
 
 <file path=word/footer1.xml><?xml version="1.0" encoding="utf-8"?>
-<w:ftr xmlns:wpc="http://schemas.microsoft.com/office/word/2010/wordprocessingCanvas" xmlns:cx="http://schemas.microsoft.com/office/drawing/2014/chartex" xmlns:cx1="http://schemas.microsoft.com/office/drawing/2015/9/8/chartex" xmlns:cx2="http://schemas.microsoft.com/office/drawing/2015/10/21/chartex" xmlns:cx3="http://schemas.microsoft.com/office/drawing/2016/5/9/chartex" xmlns:cx4="http://schemas.microsoft.com/office/drawing/2016/5/10/chartex" xmlns:cx5="http://schemas.microsoft.com/office/drawing/2016/5/11/chartex" xmlns:cx6="http://schemas.microsoft.com/office/drawing/2016/5/12/chartex" xmlns:cx7="http://schemas.microsoft.com/office/drawing/2016/5/13/chartex" xmlns:cx8="http://schemas.microsoft.com/office/drawing/2016/5/14/chartex" xmlns:mc="http://schemas.openxmlformats.org/markup-compatibility/2006" xmlns:aink="http://schemas.microsoft.com/office/drawing/2016/ink" xmlns:am3d="http://schemas.microsoft.com/office/drawing/2017/model3d" xmlns:o="urn:schemas-microsoft-com:office:office" xmlns:oel="http://schemas.microsoft.com/office/2019/extlst" xmlns:r="http://schemas.openxmlformats.org/officeDocument/2006/relationships" xmlns:m="http://schemas.openxmlformats.org/officeDocument/2006/math" xmlns:v="urn:schemas-microsoft-com:vml" xmlns:wp14="http://schemas.microsoft.com/office/word/2010/wordprocessingDrawing" xmlns:wp="http://schemas.openxmlformats.org/drawingml/2006/wordprocessingDrawing" xmlns:w10="urn:schemas-microsoft-com:office:word" xmlns:w="http://schemas.openxmlformats.org/wordprocessingml/2006/main" xmlns:w14="http://schemas.microsoft.com/office/word/2010/wordml" xmlns:w15="http://schemas.microsoft.com/office/word/2012/wordml" xmlns:w16cex="http://schemas.microsoft.com/office/word/2018/wordml/cex" xmlns:w16cid="http://schemas.microsoft.com/office/word/2016/wordml/cid" xmlns:w16="http://schemas.microsoft.com/office/word/2018/wordml" xmlns:w16du="http://schemas.microsoft.com/office/word/2023/wordml/word16du" xmlns:w16sdtdh="http://schemas.microsoft.com/office/word/2020/wordml/sdtdatahash" xmlns:w16sdtfl="http://schemas.microsoft.com/office/word/2024/wordml/sdtformatlock" xmlns:w16se="http://schemas.microsoft.com/office/word/2015/wordml/symex" xmlns:wpg="http://schemas.microsoft.com/office/word/2010/wordprocessingGroup" xmlns:wpi="http://schemas.microsoft.com/office/word/2010/wordprocessingInk" xmlns:wne="http://schemas.microsoft.com/office/word/2006/wordml" xmlns:wps="http://schemas.microsoft.com/office/word/2010/wordprocessingShape" mc:Ignorable="w14 w15 w16se w16cid w16 w16cex w16sdtdh w16sdtfl w16du wp14">
+<w:ftr xmlns:wpc="http://schemas.microsoft.com/office/word/2010/wordprocessingCanvas" xmlns:cx="http://schemas.microsoft.com/office/drawing/2014/chartex" xmlns:cx1="http://schemas.microsoft.com/office/drawing/2015/9/8/chartex" xmlns:mc="http://schemas.openxmlformats.org/markup-compatibility/2006" xmlns:o="urn:schemas-microsoft-com:office:office" xmlns:r="http://schemas.openxmlformats.org/officeDocument/2006/relationships" xmlns:m="http://schemas.openxmlformats.org/officeDocument/2006/math" xmlns:v="urn:schemas-microsoft-com:vml" xmlns:wp14="http://schemas.microsoft.com/office/word/2010/wordprocessingDrawing" xmlns:wp="http://schemas.openxmlformats.org/drawingml/2006/wordprocessingDrawing" xmlns:w10="urn:schemas-microsoft-com:office:word" xmlns:w="http://schemas.openxmlformats.org/wordprocessingml/2006/main" xmlns:w14="http://schemas.microsoft.com/office/word/2010/wordml" xmlns:w15="http://schemas.microsoft.com/office/word/2012/wordml" xmlns:w16se="http://schemas.microsoft.com/office/word/2015/wordml/symex" xmlns:wpg="http://schemas.microsoft.com/office/word/2010/wordprocessingGroup" xmlns:wpi="http://schemas.microsoft.com/office/word/2010/wordprocessingInk" xmlns:wne="http://schemas.microsoft.com/office/word/2006/wordml" xmlns:wps="http://schemas.microsoft.com/office/word/2010/wordprocessingShape" mc:Ignorable="w14 w15 w16se wp14">
   <w:p>
     <w:pPr>
       <w:pBdr>
@@ -4143,7 +4047,7 @@
         <w:sz w:val="16"/>
         <w:szCs w:val="16"/>
       </w:rPr>
-      <w:t>1</w:t>
+      <w:t>5</w:t>
     </w:r>
     <w:r>
       <w:rPr>
@@ -4158,7 +4062,7 @@
 </file>
 
 <file path=word/footnotes.xml><?xml version="1.0" encoding="utf-8"?>
-<w:footnotes xmlns:wpc="http://schemas.microsoft.com/office/word/2010/wordprocessingCanvas" xmlns:cx="http://schemas.microsoft.com/office/drawing/2014/chartex" xmlns:cx1="http://schemas.microsoft.com/office/drawing/2015/9/8/chartex" xmlns:cx2="http://schemas.microsoft.com/office/drawing/2015/10/21/chartex" xmlns:cx3="http://schemas.microsoft.com/office/drawing/2016/5/9/chartex" xmlns:cx4="http://schemas.microsoft.com/office/drawing/2016/5/10/chartex" xmlns:cx5="http://schemas.microsoft.com/office/drawing/2016/5/11/chartex" xmlns:cx6="http://schemas.microsoft.com/office/drawing/2016/5/12/chartex" xmlns:cx7="http://schemas.microsoft.com/office/drawing/2016/5/13/chartex" xmlns:cx8="http://schemas.microsoft.com/office/drawing/2016/5/14/chartex" xmlns:mc="http://schemas.openxmlformats.org/markup-compatibility/2006" xmlns:aink="http://schemas.microsoft.com/office/drawing/2016/ink" xmlns:am3d="http://schemas.microsoft.com/office/drawing/2017/model3d" xmlns:o="urn:schemas-microsoft-com:office:office" xmlns:oel="http://schemas.microsoft.com/office/2019/extlst" xmlns:r="http://schemas.openxmlformats.org/officeDocument/2006/relationships" xmlns:m="http://schemas.openxmlformats.org/officeDocument/2006/math" xmlns:v="urn:schemas-microsoft-com:vml" xmlns:wp14="http://schemas.microsoft.com/office/word/2010/wordprocessingDrawing" xmlns:wp="http://schemas.openxmlformats.org/drawingml/2006/wordprocessingDrawing" xmlns:w10="urn:schemas-microsoft-com:office:word" xmlns:w="http://schemas.openxmlformats.org/wordprocessingml/2006/main" xmlns:w14="http://schemas.microsoft.com/office/word/2010/wordml" xmlns:w15="http://schemas.microsoft.com/office/word/2012/wordml" xmlns:w16cex="http://schemas.microsoft.com/office/word/2018/wordml/cex" xmlns:w16cid="http://schemas.microsoft.com/office/word/2016/wordml/cid" xmlns:w16="http://schemas.microsoft.com/office/word/2018/wordml" xmlns:w16du="http://schemas.microsoft.com/office/word/2023/wordml/word16du" xmlns:w16sdtdh="http://schemas.microsoft.com/office/word/2020/wordml/sdtdatahash" xmlns:w16sdtfl="http://schemas.microsoft.com/office/word/2024/wordml/sdtformatlock" xmlns:w16se="http://schemas.microsoft.com/office/word/2015/wordml/symex" xmlns:wpg="http://schemas.microsoft.com/office/word/2010/wordprocessingGroup" xmlns:wpi="http://schemas.microsoft.com/office/word/2010/wordprocessingInk" xmlns:wne="http://schemas.microsoft.com/office/word/2006/wordml" xmlns:wps="http://schemas.microsoft.com/office/word/2010/wordprocessingShape" mc:Ignorable="w14 w15 w16se w16cid w16 w16cex w16sdtdh w16sdtfl w16du wp14">
+<w:footnotes xmlns:wpc="http://schemas.microsoft.com/office/word/2010/wordprocessingCanvas" xmlns:cx="http://schemas.microsoft.com/office/drawing/2014/chartex" xmlns:cx1="http://schemas.microsoft.com/office/drawing/2015/9/8/chartex" xmlns:mc="http://schemas.openxmlformats.org/markup-compatibility/2006" xmlns:o="urn:schemas-microsoft-com:office:office" xmlns:r="http://schemas.openxmlformats.org/officeDocument/2006/relationships" xmlns:m="http://schemas.openxmlformats.org/officeDocument/2006/math" xmlns:v="urn:schemas-microsoft-com:vml" xmlns:wp14="http://schemas.microsoft.com/office/word/2010/wordprocessingDrawing" xmlns:wp="http://schemas.openxmlformats.org/drawingml/2006/wordprocessingDrawing" xmlns:w10="urn:schemas-microsoft-com:office:word" xmlns:w="http://schemas.openxmlformats.org/wordprocessingml/2006/main" xmlns:w14="http://schemas.microsoft.com/office/word/2010/wordml" xmlns:w15="http://schemas.microsoft.com/office/word/2012/wordml" xmlns:w16se="http://schemas.microsoft.com/office/word/2015/wordml/symex" xmlns:wpg="http://schemas.microsoft.com/office/word/2010/wordprocessingGroup" xmlns:wpi="http://schemas.microsoft.com/office/word/2010/wordprocessingInk" xmlns:wne="http://schemas.microsoft.com/office/word/2006/wordml" xmlns:wps="http://schemas.microsoft.com/office/word/2010/wordprocessingShape" mc:Ignorable="w14 w15 w16se wp14">
   <w:footnote w:type="separator" w:id="-1">
     <w:p>
       <w:r>
@@ -4177,7 +4081,7 @@
 </file>
 
 <file path=word/header1.xml><?xml version="1.0" encoding="utf-8"?>
-<w:hdr xmlns:wpc="http://schemas.microsoft.com/office/word/2010/wordprocessingCanvas" xmlns:cx="http://schemas.microsoft.com/office/drawing/2014/chartex" xmlns:cx1="http://schemas.microsoft.com/office/drawing/2015/9/8/chartex" xmlns:cx2="http://schemas.microsoft.com/office/drawing/2015/10/21/chartex" xmlns:cx3="http://schemas.microsoft.com/office/drawing/2016/5/9/chartex" xmlns:cx4="http://schemas.microsoft.com/office/drawing/2016/5/10/chartex" xmlns:cx5="http://schemas.microsoft.com/office/drawing/2016/5/11/chartex" xmlns:cx6="http://schemas.microsoft.com/office/drawing/2016/5/12/chartex" xmlns:cx7="http://schemas.microsoft.com/office/drawing/2016/5/13/chartex" xmlns:cx8="http://schemas.microsoft.com/office/drawing/2016/5/14/chartex" xmlns:mc="http://schemas.openxmlformats.org/markup-compatibility/2006" xmlns:aink="http://schemas.microsoft.com/office/drawing/2016/ink" xmlns:am3d="http://schemas.microsoft.com/office/drawing/2017/model3d" xmlns:o="urn:schemas-microsoft-com:office:office" xmlns:oel="http://schemas.microsoft.com/office/2019/extlst" xmlns:r="http://schemas.openxmlformats.org/officeDocument/2006/relationships" xmlns:m="http://schemas.openxmlformats.org/officeDocument/2006/math" xmlns:v="urn:schemas-microsoft-com:vml" xmlns:wp14="http://schemas.microsoft.com/office/word/2010/wordprocessingDrawing" xmlns:wp="http://schemas.openxmlformats.org/drawingml/2006/wordprocessingDrawing" xmlns:w10="urn:schemas-microsoft-com:office:word" xmlns:w="http://schemas.openxmlformats.org/wordprocessingml/2006/main" xmlns:w14="http://schemas.microsoft.com/office/word/2010/wordml" xmlns:w15="http://schemas.microsoft.com/office/word/2012/wordml" xmlns:w16cex="http://schemas.microsoft.com/office/word/2018/wordml/cex" xmlns:w16cid="http://schemas.microsoft.com/office/word/2016/wordml/cid" xmlns:w16="http://schemas.microsoft.com/office/word/2018/wordml" xmlns:w16du="http://schemas.microsoft.com/office/word/2023/wordml/word16du" xmlns:w16sdtdh="http://schemas.microsoft.com/office/word/2020/wordml/sdtdatahash" xmlns:w16sdtfl="http://schemas.microsoft.com/office/word/2024/wordml/sdtformatlock" xmlns:w16se="http://schemas.microsoft.com/office/word/2015/wordml/symex" xmlns:wpg="http://schemas.microsoft.com/office/word/2010/wordprocessingGroup" xmlns:wpi="http://schemas.microsoft.com/office/word/2010/wordprocessingInk" xmlns:wne="http://schemas.microsoft.com/office/word/2006/wordml" xmlns:wps="http://schemas.microsoft.com/office/word/2010/wordprocessingShape" mc:Ignorable="w14 w15 w16se w16cid w16 w16cex w16sdtdh w16sdtfl w16du wp14">
+<w:hdr xmlns:wpc="http://schemas.microsoft.com/office/word/2010/wordprocessingCanvas" xmlns:cx="http://schemas.microsoft.com/office/drawing/2014/chartex" xmlns:cx1="http://schemas.microsoft.com/office/drawing/2015/9/8/chartex" xmlns:mc="http://schemas.openxmlformats.org/markup-compatibility/2006" xmlns:o="urn:schemas-microsoft-com:office:office" xmlns:r="http://schemas.openxmlformats.org/officeDocument/2006/relationships" xmlns:m="http://schemas.openxmlformats.org/officeDocument/2006/math" xmlns:v="urn:schemas-microsoft-com:vml" xmlns:wp14="http://schemas.microsoft.com/office/word/2010/wordprocessingDrawing" xmlns:wp="http://schemas.openxmlformats.org/drawingml/2006/wordprocessingDrawing" xmlns:w10="urn:schemas-microsoft-com:office:word" xmlns:w="http://schemas.openxmlformats.org/wordprocessingml/2006/main" xmlns:w14="http://schemas.microsoft.com/office/word/2010/wordml" xmlns:w15="http://schemas.microsoft.com/office/word/2012/wordml" xmlns:w16se="http://schemas.microsoft.com/office/word/2015/wordml/symex" xmlns:wpg="http://schemas.microsoft.com/office/word/2010/wordprocessingGroup" xmlns:wpi="http://schemas.microsoft.com/office/word/2010/wordprocessingInk" xmlns:wne="http://schemas.microsoft.com/office/word/2006/wordml" xmlns:wps="http://schemas.microsoft.com/office/word/2010/wordprocessingShape" mc:Ignorable="w14 w15 w16se wp14">
   <w:p>
     <w:pPr>
       <w:pBdr>
@@ -4218,7 +4122,7 @@
 </file>
 
 <file path=word/numbering.xml><?xml version="1.0" encoding="utf-8"?>
-<w:numbering xmlns:wpc="http://schemas.microsoft.com/office/word/2010/wordprocessingCanvas" xmlns:cx="http://schemas.microsoft.com/office/drawing/2014/chartex" xmlns:cx1="http://schemas.microsoft.com/office/drawing/2015/9/8/chartex" xmlns:cx2="http://schemas.microsoft.com/office/drawing/2015/10/21/chartex" xmlns:cx3="http://schemas.microsoft.com/office/drawing/2016/5/9/chartex" xmlns:cx4="http://schemas.microsoft.com/office/drawing/2016/5/10/chartex" xmlns:cx5="http://schemas.microsoft.com/office/drawing/2016/5/11/chartex" xmlns:cx6="http://schemas.microsoft.com/office/drawing/2016/5/12/chartex" xmlns:cx7="http://schemas.microsoft.com/office/drawing/2016/5/13/chartex" xmlns:cx8="http://schemas.microsoft.com/office/drawing/2016/5/14/chartex" xmlns:mc="http://schemas.openxmlformats.org/markup-compatibility/2006" xmlns:aink="http://schemas.microsoft.com/office/drawing/2016/ink" xmlns:am3d="http://schemas.microsoft.com/office/drawing/2017/model3d" xmlns:o="urn:schemas-microsoft-com:office:office" xmlns:oel="http://schemas.microsoft.com/office/2019/extlst" xmlns:r="http://schemas.openxmlformats.org/officeDocument/2006/relationships" xmlns:m="http://schemas.openxmlformats.org/officeDocument/2006/math" xmlns:v="urn:schemas-microsoft-com:vml" xmlns:wp14="http://schemas.microsoft.com/office/word/2010/wordprocessingDrawing" xmlns:wp="http://schemas.openxmlformats.org/drawingml/2006/wordprocessingDrawing" xmlns:w10="urn:schemas-microsoft-com:office:word" xmlns:w="http://schemas.openxmlformats.org/wordprocessingml/2006/main" xmlns:w14="http://schemas.microsoft.com/office/word/2010/wordml" xmlns:w15="http://schemas.microsoft.com/office/word/2012/wordml" xmlns:w16cex="http://schemas.microsoft.com/office/word/2018/wordml/cex" xmlns:w16cid="http://schemas.microsoft.com/office/word/2016/wordml/cid" xmlns:w16="http://schemas.microsoft.com/office/word/2018/wordml" xmlns:w16du="http://schemas.microsoft.com/office/word/2023/wordml/word16du" xmlns:w16sdtdh="http://schemas.microsoft.com/office/word/2020/wordml/sdtdatahash" xmlns:w16sdtfl="http://schemas.microsoft.com/office/word/2024/wordml/sdtformatlock" xmlns:w16se="http://schemas.microsoft.com/office/word/2015/wordml/symex" xmlns:wpg="http://schemas.microsoft.com/office/word/2010/wordprocessingGroup" xmlns:wpi="http://schemas.microsoft.com/office/word/2010/wordprocessingInk" xmlns:wne="http://schemas.microsoft.com/office/word/2006/wordml" xmlns:wps="http://schemas.microsoft.com/office/word/2010/wordprocessingShape" mc:Ignorable="w14 w15 w16se w16cid w16 w16cex w16sdtdh w16sdtfl w16du wp14">
+<w:numbering xmlns:wpc="http://schemas.microsoft.com/office/word/2010/wordprocessingCanvas" xmlns:cx="http://schemas.microsoft.com/office/drawing/2014/chartex" xmlns:cx1="http://schemas.microsoft.com/office/drawing/2015/9/8/chartex" xmlns:mc="http://schemas.openxmlformats.org/markup-compatibility/2006" xmlns:o="urn:schemas-microsoft-com:office:office" xmlns:r="http://schemas.openxmlformats.org/officeDocument/2006/relationships" xmlns:m="http://schemas.openxmlformats.org/officeDocument/2006/math" xmlns:v="urn:schemas-microsoft-com:vml" xmlns:wp14="http://schemas.microsoft.com/office/word/2010/wordprocessingDrawing" xmlns:wp="http://schemas.openxmlformats.org/drawingml/2006/wordprocessingDrawing" xmlns:w10="urn:schemas-microsoft-com:office:word" xmlns:w="http://schemas.openxmlformats.org/wordprocessingml/2006/main" xmlns:w14="http://schemas.microsoft.com/office/word/2010/wordml" xmlns:w15="http://schemas.microsoft.com/office/word/2012/wordml" xmlns:w16se="http://schemas.microsoft.com/office/word/2015/wordml/symex" xmlns:wpg="http://schemas.microsoft.com/office/word/2010/wordprocessingGroup" xmlns:wpi="http://schemas.microsoft.com/office/word/2010/wordprocessingInk" xmlns:wne="http://schemas.microsoft.com/office/word/2006/wordml" xmlns:wps="http://schemas.microsoft.com/office/word/2010/wordprocessingShape" mc:Ignorable="w14 w15 w16se wp14">
   <w:abstractNum w:abstractNumId="0" w15:restartNumberingAfterBreak="0">
     <w:nsid w:val="10316102"/>
     <w:multiLevelType w:val="hybridMultilevel"/>
@@ -4359,13 +4263,13 @@
       </w:pPr>
     </w:lvl>
   </w:abstractNum>
-  <w:num w:numId="1" w16cid:durableId="220792038">
+  <w:num w:numId="1">
     <w:abstractNumId w:val="1"/>
     <w:lvlOverride w:ilvl="0">
       <w:startOverride w:val="1"/>
     </w:lvlOverride>
   </w:num>
-  <w:num w:numId="2" w16cid:durableId="277414617">
+  <w:num w:numId="2">
     <w:abstractNumId w:val="0"/>
     <w:lvlOverride w:ilvl="0">
       <w:startOverride w:val="1"/>
@@ -4375,7 +4279,7 @@
 </file>
 
 <file path=word/styles.xml><?xml version="1.0" encoding="utf-8"?>
-<w:styles xmlns:mc="http://schemas.openxmlformats.org/markup-compatibility/2006" xmlns:r="http://schemas.openxmlformats.org/officeDocument/2006/relationships" xmlns:w="http://schemas.openxmlformats.org/wordprocessingml/2006/main" xmlns:w14="http://schemas.microsoft.com/office/word/2010/wordml" xmlns:w15="http://schemas.microsoft.com/office/word/2012/wordml" xmlns:w16cex="http://schemas.microsoft.com/office/word/2018/wordml/cex" xmlns:w16cid="http://schemas.microsoft.com/office/word/2016/wordml/cid" xmlns:w16="http://schemas.microsoft.com/office/word/2018/wordml" xmlns:w16du="http://schemas.microsoft.com/office/word/2023/wordml/word16du" xmlns:w16sdtdh="http://schemas.microsoft.com/office/word/2020/wordml/sdtdatahash" xmlns:w16sdtfl="http://schemas.microsoft.com/office/word/2024/wordml/sdtformatlock" xmlns:w16se="http://schemas.microsoft.com/office/word/2015/wordml/symex" mc:Ignorable="w14 w15 w16se w16cid w16 w16cex w16sdtdh w16sdtfl w16du">
+<w:styles xmlns:mc="http://schemas.openxmlformats.org/markup-compatibility/2006" xmlns:r="http://schemas.openxmlformats.org/officeDocument/2006/relationships" xmlns:w="http://schemas.openxmlformats.org/wordprocessingml/2006/main" xmlns:w14="http://schemas.microsoft.com/office/word/2010/wordml" xmlns:w15="http://schemas.microsoft.com/office/word/2012/wordml" xmlns:w16se="http://schemas.microsoft.com/office/word/2015/wordml/symex" mc:Ignorable="w14 w15 w16se">
   <w:docDefaults>
     <w:rPrDefault>
       <w:rPr>
@@ -4385,7 +4289,7 @@
     </w:rPrDefault>
     <w:pPrDefault/>
   </w:docDefaults>
-  <w:latentStyles w:defLockedState="0" w:defUIPriority="99" w:defSemiHidden="0" w:defUnhideWhenUsed="0" w:defQFormat="0" w:count="376">
+  <w:latentStyles w:defLockedState="0" w:defUIPriority="99" w:defSemiHidden="0" w:defUnhideWhenUsed="0" w:defQFormat="0" w:count="371">
     <w:lsdException w:name="Normal" w:uiPriority="0" w:qFormat="1"/>
     <w:lsdException w:name="heading 1" w:uiPriority="9" w:qFormat="1"/>
     <w:lsdException w:name="heading 2" w:semiHidden="1" w:uiPriority="9" w:unhideWhenUsed="1" w:qFormat="1"/>
@@ -4757,11 +4661,6 @@
     <w:lsdException w:name="List Table 5 Dark Accent 6" w:uiPriority="50"/>
     <w:lsdException w:name="List Table 6 Colorful Accent 6" w:uiPriority="51"/>
     <w:lsdException w:name="List Table 7 Colorful Accent 6" w:uiPriority="52"/>
-    <w:lsdException w:name="Mention" w:semiHidden="1" w:unhideWhenUsed="1"/>
-    <w:lsdException w:name="Smart Hyperlink" w:semiHidden="1" w:unhideWhenUsed="1"/>
-    <w:lsdException w:name="Hashtag" w:semiHidden="1" w:unhideWhenUsed="1"/>
-    <w:lsdException w:name="Unresolved Mention" w:semiHidden="1" w:unhideWhenUsed="1"/>
-    <w:lsdException w:name="Smart Link" w:semiHidden="1" w:unhideWhenUsed="1"/>
   </w:latentStyles>
   <w:style w:type="paragraph" w:default="1" w:styleId="Normal">
     <w:name w:val="Normal"/>
@@ -5009,7 +4908,7 @@
     <w:uiPriority w:val="99"/>
     <w:rsid w:val="00400A05"/>
   </w:style>
-  <w:style w:type="character" w:styleId="MenoPendente">
+  <w:style w:type="character" w:customStyle="1" w:styleId="UnresolvedMention">
     <w:name w:val="Unresolved Mention"/>
     <w:basedOn w:val="Fontepargpadro"/>
     <w:uiPriority w:val="99"/>
